--- a/docs/GUIDE_INSTALLATION.docx
+++ b/docs/GUIDE_INSTALLATION.docx
@@ -616,11 +616,91 @@
     <w:p>
       <w:pPr>
         <w:pStyle w:val="Normal"/>
+        <w:spacing w:before="60" w:after="80"/>
+        <w:ind w:left="300" w:hanging="0"/>
+        <w:rPr>
+          <w:rFonts w:ascii="Arial" w:hAnsi="Arial" w:eastAsia="Arial" w:cs="Arial"/>
+          <w:i/>
+          <w:i/>
+          <w:iCs/>
+          <w:color w:val="C0394B"/>
+          <w:sz w:val="18"/>
+          <w:szCs w:val="18"/>
+        </w:rPr>
+      </w:pPr>
+      <w:r>
+        <w:rPr>
+          <w:rFonts w:eastAsia="Arial" w:cs="Arial" w:ascii="Arial" w:hAnsi="Arial"/>
+          <w:i/>
+          <w:iCs/>
+          <w:color w:val="C0394B"/>
+          <w:sz w:val="18"/>
+          <w:szCs w:val="18"/>
+        </w:rPr>
+      </w:r>
+    </w:p>
+    <w:p>
+      <w:pPr>
+        <w:pStyle w:val="Normal"/>
+        <w:spacing w:before="60" w:after="80"/>
+        <w:ind w:left="300" w:hanging="0"/>
+        <w:rPr/>
+      </w:pPr>
+      <w:r>
+        <w:rPr/>
+      </w:r>
+    </w:p>
+    <w:p>
+      <w:pPr>
+        <w:pStyle w:val="Normal"/>
         <w:spacing w:before="120" w:after="60"/>
         <w:rPr/>
       </w:pPr>
       <w:r>
         <w:rPr/>
+        <w:t>sudo apt install git python3 python3-tk python3-venv python3-pip gphoto2 enfuse adb v4l-utils</w:t>
+      </w:r>
+    </w:p>
+    <w:p>
+      <w:pPr>
+        <w:pStyle w:val="Corpsdetexte"/>
+        <w:spacing w:before="60" w:after="80"/>
+        <w:jc w:val="both"/>
+        <w:rPr/>
+      </w:pPr>
+      <w:r>
+        <w:rPr>
+          <w:rFonts w:eastAsia="Arial" w:cs="Arial" w:ascii="Arial" w:hAnsi="Arial"/>
+          <w:b/>
+          <w:bCs/>
+          <w:sz w:val="20"/>
+          <w:szCs w:val="20"/>
+        </w:rPr>
+        <w:t>installer v4l-utils avec apt install dans le doc installation</w:t>
+      </w:r>
+    </w:p>
+    <w:p>
+      <w:pPr>
+        <w:pStyle w:val="Normal"/>
+        <w:spacing w:before="60" w:after="80"/>
+        <w:jc w:val="both"/>
+        <w:rPr>
+          <w:rFonts w:ascii="Arial" w:hAnsi="Arial" w:eastAsia="Arial" w:cs="Arial"/>
+          <w:b/>
+          <w:b/>
+          <w:bCs/>
+          <w:sz w:val="20"/>
+          <w:szCs w:val="20"/>
+        </w:rPr>
+      </w:pPr>
+      <w:r>
+        <w:rPr>
+          <w:rFonts w:eastAsia="Arial" w:cs="Arial" w:ascii="Arial" w:hAnsi="Arial"/>
+          <w:b/>
+          <w:bCs/>
+          <w:sz w:val="20"/>
+          <w:szCs w:val="20"/>
+        </w:rPr>
       </w:r>
     </w:p>
     <w:p>
@@ -1503,6 +1583,7 @@
     <w:qFormat/>
     <w:pPr>
       <w:widowControl/>
+      <w:suppressAutoHyphens w:val="true"/>
       <w:bidi w:val="0"/>
       <w:spacing w:before="0" w:after="0"/>
       <w:jc w:val="left"/>
@@ -1716,6 +1797,7 @@
     <w:qFormat/>
     <w:pPr>
       <w:widowControl/>
+      <w:suppressAutoHyphens w:val="true"/>
       <w:bidi w:val="0"/>
       <w:spacing w:before="0" w:after="0"/>
       <w:jc w:val="left"/>
@@ -1736,6 +1818,7 @@
     <w:qFormat/>
     <w:pPr>
       <w:widowControl/>
+      <w:suppressAutoHyphens w:val="true"/>
       <w:bidi w:val="0"/>
       <w:spacing w:before="0" w:after="0"/>
       <w:jc w:val="left"/>
